--- a/(e)CRF/Per protocolnaam/27_UDI Tracking Log Move Monitor (return).docx
+++ b/(e)CRF/Per protocolnaam/27_UDI Tracking Log Move Monitor (return).docx
@@ -24,7 +24,7 @@
           <w:szCs w:val="28"/>
           <w:lang w:val="en-US"/>
         </w:rPr>
-        <w:t>Appendix 27: Unique Device Identification (UDI) Tracking Log Move Monitor - Teruggave</w:t>
+        <w:t>eCRF Document 27: UDI Tracking Log Move Monitor (return)</w:t>
       </w:r>
       <w:r>
         <w:rPr>
